--- a/HERRAMIENTAS EXAMEN.docx
+++ b/HERRAMIENTAS EXAMEN.docx
@@ -740,7 +740,7 @@
                   </wp:anchor>
                 </w:drawing>
               </mc:Choice>
-              <mc:Fallback xmlns:a="http://schemas.openxmlformats.org/drawingml/2006/main" xmlns:a14="http://schemas.microsoft.com/office/drawing/2010/main" xmlns:pic="http://schemas.openxmlformats.org/drawingml/2006/picture">
+              <mc:Fallback xmlns:pic="http://schemas.openxmlformats.org/drawingml/2006/picture" xmlns:a14="http://schemas.microsoft.com/office/drawing/2010/main" xmlns:a="http://schemas.openxmlformats.org/drawingml/2006/main">
                 <w:pict>
                   <v:group id="Grupo 2" style="position:absolute;margin-left:0;margin-top:0;width:432.65pt;height:448.55pt;z-index:-251656192;mso-width-percent:706;mso-height-percent:566;mso-left-percent:220;mso-top-percent:300;mso-position-horizontal-relative:page;mso-position-vertical-relative:page;mso-width-percent:706;mso-height-percent:566;mso-left-percent:220;mso-top-percent:300" coordsize="43291,44910" o:spid="_x0000_s1026" w14:anchorId="5EC6A0C8" o:gfxdata="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">
                     <o:lock v:ext="edit" aspectratio="t"/>
@@ -1126,7 +1126,7 @@
             </w:rPr>
             <w:fldChar w:fldCharType="separate"/>
           </w:r>
-          <w:hyperlink w:anchor="_Toc230114939" w:history="1">
+          <w:hyperlink w:anchor="_Toc230158706" w:history="1">
             <w:r>
               <w:rPr>
                 <w:rStyle w:val="Hipervnculo"/>
@@ -1154,7 +1154,7 @@
                 <w:noProof/>
                 <w:webHidden/>
               </w:rPr>
-              <w:instrText xml:space="preserve"> PAGEREF _Toc230114939 \h </w:instrText>
+              <w:instrText xml:space="preserve"> PAGEREF _Toc230158706 \h </w:instrText>
             </w:r>
             <w:r>
               <w:rPr>
@@ -1201,7 +1201,7 @@
               <w14:ligatures w14:val="standardContextual"/>
             </w:rPr>
           </w:pPr>
-          <w:hyperlink w:anchor="_Toc230114940" w:history="1">
+          <w:hyperlink w:anchor="_Toc230158707" w:history="1">
             <w:r>
               <w:rPr>
                 <w:rStyle w:val="Hipervnculo"/>
@@ -1229,7 +1229,7 @@
                 <w:noProof/>
                 <w:webHidden/>
               </w:rPr>
-              <w:instrText xml:space="preserve"> PAGEREF _Toc230114940 \h </w:instrText>
+              <w:instrText xml:space="preserve"> PAGEREF _Toc230158707 \h </w:instrText>
             </w:r>
             <w:r>
               <w:rPr>
@@ -1276,7 +1276,7 @@
               <w14:ligatures w14:val="standardContextual"/>
             </w:rPr>
           </w:pPr>
-          <w:hyperlink w:anchor="_Toc230114941" w:history="1">
+          <w:hyperlink w:anchor="_Toc230158708" w:history="1">
             <w:r>
               <w:rPr>
                 <w:rStyle w:val="Hipervnculo"/>
@@ -1304,7 +1304,7 @@
                 <w:noProof/>
                 <w:webHidden/>
               </w:rPr>
-              <w:instrText xml:space="preserve"> PAGEREF _Toc230114941 \h </w:instrText>
+              <w:instrText xml:space="preserve"> PAGEREF _Toc230158708 \h </w:instrText>
             </w:r>
             <w:r>
               <w:rPr>
@@ -1351,7 +1351,7 @@
               <w14:ligatures w14:val="standardContextual"/>
             </w:rPr>
           </w:pPr>
-          <w:hyperlink w:anchor="_Toc230114942" w:history="1">
+          <w:hyperlink w:anchor="_Toc230158709" w:history="1">
             <w:r>
               <w:rPr>
                 <w:rStyle w:val="Hipervnculo"/>
@@ -1379,7 +1379,7 @@
                 <w:noProof/>
                 <w:webHidden/>
               </w:rPr>
-              <w:instrText xml:space="preserve"> PAGEREF _Toc230114942 \h </w:instrText>
+              <w:instrText xml:space="preserve"> PAGEREF _Toc230158709 \h </w:instrText>
             </w:r>
             <w:r>
               <w:rPr>
@@ -1426,7 +1426,7 @@
               <w14:ligatures w14:val="standardContextual"/>
             </w:rPr>
           </w:pPr>
-          <w:hyperlink w:anchor="_Toc230114943" w:history="1">
+          <w:hyperlink w:anchor="_Toc230158710" w:history="1">
             <w:r>
               <w:rPr>
                 <w:rStyle w:val="Hipervnculo"/>
@@ -1454,7 +1454,7 @@
                 <w:noProof/>
                 <w:webHidden/>
               </w:rPr>
-              <w:instrText xml:space="preserve"> PAGEREF _Toc230114943 \h </w:instrText>
+              <w:instrText xml:space="preserve"> PAGEREF _Toc230158710 \h </w:instrText>
             </w:r>
             <w:r>
               <w:rPr>
@@ -1501,7 +1501,7 @@
               <w14:ligatures w14:val="standardContextual"/>
             </w:rPr>
           </w:pPr>
-          <w:hyperlink w:anchor="_Toc230114944" w:history="1">
+          <w:hyperlink w:anchor="_Toc230158711" w:history="1">
             <w:r>
               <w:rPr>
                 <w:rStyle w:val="Hipervnculo"/>
@@ -1529,7 +1529,7 @@
                 <w:noProof/>
                 <w:webHidden/>
               </w:rPr>
-              <w:instrText xml:space="preserve"> PAGEREF _Toc230114944 \h </w:instrText>
+              <w:instrText xml:space="preserve"> PAGEREF _Toc230158711 \h </w:instrText>
             </w:r>
             <w:r>
               <w:rPr>
@@ -1576,7 +1576,7 @@
               <w14:ligatures w14:val="standardContextual"/>
             </w:rPr>
           </w:pPr>
-          <w:hyperlink w:anchor="_Toc230114945" w:history="1">
+          <w:hyperlink w:anchor="_Toc230158712" w:history="1">
             <w:r>
               <w:rPr>
                 <w:rStyle w:val="Hipervnculo"/>
@@ -1603,7 +1603,7 @@
                 <w:noProof/>
                 <w:webHidden/>
               </w:rPr>
-              <w:instrText xml:space="preserve"> PAGEREF _Toc230114945 \h </w:instrText>
+              <w:instrText xml:space="preserve"> PAGEREF _Toc230158712 \h </w:instrText>
             </w:r>
             <w:r>
               <w:rPr>
@@ -1650,14 +1650,13 @@
               <w14:ligatures w14:val="standardContextual"/>
             </w:rPr>
           </w:pPr>
-          <w:hyperlink w:anchor="_Toc230114946" w:history="1">
+          <w:hyperlink w:anchor="_Toc230158713" w:history="1">
             <w:r>
               <w:rPr>
                 <w:rStyle w:val="Hipervnculo"/>
-                <w:rFonts w:cstheme="minorHAnsi"/>
                 <w:noProof/>
               </w:rPr>
-              <w:t>CONSULTAS</w:t>
+              <w:t>ULTIMO REPASO</w:t>
             </w:r>
             <w:r>
               <w:rPr>
@@ -1678,7 +1677,7 @@
                 <w:noProof/>
                 <w:webHidden/>
               </w:rPr>
-              <w:instrText xml:space="preserve"> PAGEREF _Toc230114946 \h </w:instrText>
+              <w:instrText xml:space="preserve"> PAGEREF _Toc230158713 \h </w:instrText>
             </w:r>
             <w:r>
               <w:rPr>
@@ -1711,7 +1710,7 @@
         </w:p>
         <w:p>
           <w:pPr>
-            <w:pStyle w:val="TDC2"/>
+            <w:pStyle w:val="TDC1"/>
             <w:tabs>
               <w:tab w:val="right" w:leader="dot" w:pos="8494"/>
             </w:tabs>
@@ -1725,14 +1724,14 @@
               <w14:ligatures w14:val="standardContextual"/>
             </w:rPr>
           </w:pPr>
-          <w:hyperlink w:anchor="_Toc230114947" w:history="1">
+          <w:hyperlink w:anchor="_Toc230158714" w:history="1">
             <w:r>
               <w:rPr>
                 <w:rStyle w:val="Hipervnculo"/>
                 <w:rFonts w:cstheme="minorHAnsi"/>
                 <w:noProof/>
               </w:rPr>
-              <w:t>PRACTICA 4</w:t>
+              <w:t>CONSULTAS</w:t>
             </w:r>
             <w:r>
               <w:rPr>
@@ -1753,82 +1752,7 @@
                 <w:noProof/>
                 <w:webHidden/>
               </w:rPr>
-              <w:instrText xml:space="preserve"> PAGEREF _Toc230114947 \h </w:instrText>
-            </w:r>
-            <w:r>
-              <w:rPr>
-                <w:noProof/>
-                <w:webHidden/>
-              </w:rPr>
-            </w:r>
-            <w:r>
-              <w:rPr>
-                <w:noProof/>
-                <w:webHidden/>
-              </w:rPr>
-              <w:fldChar w:fldCharType="separate"/>
-            </w:r>
-            <w:r>
-              <w:rPr>
-                <w:noProof/>
-                <w:webHidden/>
-              </w:rPr>
-              <w:t>11</w:t>
-            </w:r>
-            <w:r>
-              <w:rPr>
-                <w:noProof/>
-                <w:webHidden/>
-              </w:rPr>
-              <w:fldChar w:fldCharType="end"/>
-            </w:r>
-          </w:hyperlink>
-        </w:p>
-        <w:p>
-          <w:pPr>
-            <w:pStyle w:val="TDC2"/>
-            <w:tabs>
-              <w:tab w:val="right" w:leader="dot" w:pos="8494"/>
-            </w:tabs>
-            <w:rPr>
-              <w:rFonts w:eastAsiaTheme="minorEastAsia"/>
-              <w:noProof/>
-              <w:kern w:val="2"/>
-              <w:sz w:val="24"/>
-              <w:szCs w:val="24"/>
-              <w:lang w:eastAsia="es-ES_tradnl"/>
-              <w14:ligatures w14:val="standardContextual"/>
-            </w:rPr>
-          </w:pPr>
-          <w:hyperlink w:anchor="_Toc230114948" w:history="1">
-            <w:r>
-              <w:rPr>
-                <w:rStyle w:val="Hipervnculo"/>
-                <w:rFonts w:cstheme="minorHAnsi"/>
-                <w:noProof/>
-              </w:rPr>
-              <w:t>PRACTICA 5</w:t>
-            </w:r>
-            <w:r>
-              <w:rPr>
-                <w:noProof/>
-                <w:webHidden/>
-              </w:rPr>
-              <w:tab/>
-            </w:r>
-            <w:r>
-              <w:rPr>
-                <w:noProof/>
-                <w:webHidden/>
-              </w:rPr>
-              <w:fldChar w:fldCharType="begin"/>
-            </w:r>
-            <w:r>
-              <w:rPr>
-                <w:noProof/>
-                <w:webHidden/>
-              </w:rPr>
-              <w:instrText xml:space="preserve"> PAGEREF _Toc230114948 \h </w:instrText>
+              <w:instrText xml:space="preserve"> PAGEREF _Toc230158714 \h </w:instrText>
             </w:r>
             <w:r>
               <w:rPr>
@@ -1875,14 +1799,14 @@
               <w14:ligatures w14:val="standardContextual"/>
             </w:rPr>
           </w:pPr>
-          <w:hyperlink w:anchor="_Toc230114949" w:history="1">
+          <w:hyperlink w:anchor="_Toc230158715" w:history="1">
             <w:r>
               <w:rPr>
                 <w:rStyle w:val="Hipervnculo"/>
                 <w:rFonts w:cstheme="minorHAnsi"/>
                 <w:noProof/>
               </w:rPr>
-              <w:t>PRACTICA 6</w:t>
+              <w:t>PRACTICA 4</w:t>
             </w:r>
             <w:r>
               <w:rPr>
@@ -1903,7 +1827,7 @@
                 <w:noProof/>
                 <w:webHidden/>
               </w:rPr>
-              <w:instrText xml:space="preserve"> PAGEREF _Toc230114949 \h </w:instrText>
+              <w:instrText xml:space="preserve"> PAGEREF _Toc230158715 \h </w:instrText>
             </w:r>
             <w:r>
               <w:rPr>
@@ -1936,6 +1860,156 @@
         </w:p>
         <w:p>
           <w:pPr>
+            <w:pStyle w:val="TDC2"/>
+            <w:tabs>
+              <w:tab w:val="right" w:leader="dot" w:pos="8494"/>
+            </w:tabs>
+            <w:rPr>
+              <w:rFonts w:eastAsiaTheme="minorEastAsia"/>
+              <w:noProof/>
+              <w:kern w:val="2"/>
+              <w:sz w:val="24"/>
+              <w:szCs w:val="24"/>
+              <w:lang w:eastAsia="es-ES_tradnl"/>
+              <w14:ligatures w14:val="standardContextual"/>
+            </w:rPr>
+          </w:pPr>
+          <w:hyperlink w:anchor="_Toc230158716" w:history="1">
+            <w:r>
+              <w:rPr>
+                <w:rStyle w:val="Hipervnculo"/>
+                <w:rFonts w:cstheme="minorHAnsi"/>
+                <w:noProof/>
+              </w:rPr>
+              <w:t>PRACTICA 5</w:t>
+            </w:r>
+            <w:r>
+              <w:rPr>
+                <w:noProof/>
+                <w:webHidden/>
+              </w:rPr>
+              <w:tab/>
+            </w:r>
+            <w:r>
+              <w:rPr>
+                <w:noProof/>
+                <w:webHidden/>
+              </w:rPr>
+              <w:fldChar w:fldCharType="begin"/>
+            </w:r>
+            <w:r>
+              <w:rPr>
+                <w:noProof/>
+                <w:webHidden/>
+              </w:rPr>
+              <w:instrText xml:space="preserve"> PAGEREF _Toc230158716 \h </w:instrText>
+            </w:r>
+            <w:r>
+              <w:rPr>
+                <w:noProof/>
+                <w:webHidden/>
+              </w:rPr>
+            </w:r>
+            <w:r>
+              <w:rPr>
+                <w:noProof/>
+                <w:webHidden/>
+              </w:rPr>
+              <w:fldChar w:fldCharType="separate"/>
+            </w:r>
+            <w:r>
+              <w:rPr>
+                <w:noProof/>
+                <w:webHidden/>
+              </w:rPr>
+              <w:t>13</w:t>
+            </w:r>
+            <w:r>
+              <w:rPr>
+                <w:noProof/>
+                <w:webHidden/>
+              </w:rPr>
+              <w:fldChar w:fldCharType="end"/>
+            </w:r>
+          </w:hyperlink>
+        </w:p>
+        <w:p>
+          <w:pPr>
+            <w:pStyle w:val="TDC2"/>
+            <w:tabs>
+              <w:tab w:val="right" w:leader="dot" w:pos="8494"/>
+            </w:tabs>
+            <w:rPr>
+              <w:rFonts w:eastAsiaTheme="minorEastAsia"/>
+              <w:noProof/>
+              <w:kern w:val="2"/>
+              <w:sz w:val="24"/>
+              <w:szCs w:val="24"/>
+              <w:lang w:eastAsia="es-ES_tradnl"/>
+              <w14:ligatures w14:val="standardContextual"/>
+            </w:rPr>
+          </w:pPr>
+          <w:hyperlink w:anchor="_Toc230158717" w:history="1">
+            <w:r>
+              <w:rPr>
+                <w:rStyle w:val="Hipervnculo"/>
+                <w:rFonts w:cstheme="minorHAnsi"/>
+                <w:noProof/>
+              </w:rPr>
+              <w:t>PRACTICA 6</w:t>
+            </w:r>
+            <w:r>
+              <w:rPr>
+                <w:noProof/>
+                <w:webHidden/>
+              </w:rPr>
+              <w:tab/>
+            </w:r>
+            <w:r>
+              <w:rPr>
+                <w:noProof/>
+                <w:webHidden/>
+              </w:rPr>
+              <w:fldChar w:fldCharType="begin"/>
+            </w:r>
+            <w:r>
+              <w:rPr>
+                <w:noProof/>
+                <w:webHidden/>
+              </w:rPr>
+              <w:instrText xml:space="preserve"> PAGEREF _Toc230158717 \h </w:instrText>
+            </w:r>
+            <w:r>
+              <w:rPr>
+                <w:noProof/>
+                <w:webHidden/>
+              </w:rPr>
+            </w:r>
+            <w:r>
+              <w:rPr>
+                <w:noProof/>
+                <w:webHidden/>
+              </w:rPr>
+              <w:fldChar w:fldCharType="separate"/>
+            </w:r>
+            <w:r>
+              <w:rPr>
+                <w:noProof/>
+                <w:webHidden/>
+              </w:rPr>
+              <w:t>13</w:t>
+            </w:r>
+            <w:r>
+              <w:rPr>
+                <w:noProof/>
+                <w:webHidden/>
+              </w:rPr>
+              <w:fldChar w:fldCharType="end"/>
+            </w:r>
+          </w:hyperlink>
+        </w:p>
+        <w:p>
+          <w:pPr>
             <w:jc w:val="both"/>
             <w:rPr>
               <w:rFonts w:cstheme="minorHAnsi"/>
@@ -1984,7 +2058,7 @@
           <w:szCs w:val="28"/>
         </w:rPr>
       </w:pPr>
-      <w:bookmarkStart w:id="0" w:name="_Toc230114939"/>
+      <w:bookmarkStart w:id="0" w:name="_Toc230158706"/>
       <w:r>
         <w:rPr>
           <w:rFonts w:asciiTheme="minorHAnsi" w:hAnsiTheme="minorHAnsi" w:cstheme="minorHAnsi"/>
@@ -2477,7 +2551,7 @@
           <w:szCs w:val="28"/>
         </w:rPr>
       </w:pPr>
-      <w:bookmarkStart w:id="1" w:name="_Toc230114940"/>
+      <w:bookmarkStart w:id="1" w:name="_Toc230158707"/>
       <w:r>
         <w:rPr>
           <w:rFonts w:asciiTheme="minorHAnsi" w:hAnsiTheme="minorHAnsi" w:cstheme="minorHAnsi"/>
@@ -3012,7 +3086,7 @@
           <w:szCs w:val="28"/>
         </w:rPr>
       </w:pPr>
-      <w:bookmarkStart w:id="2" w:name="_Toc230114941"/>
+      <w:bookmarkStart w:id="2" w:name="_Toc230158708"/>
       <w:r>
         <w:rPr>
           <w:rFonts w:asciiTheme="minorHAnsi" w:hAnsiTheme="minorHAnsi" w:cstheme="minorHAnsi"/>
@@ -3278,7 +3352,7 @@
           <w:szCs w:val="28"/>
         </w:rPr>
       </w:pPr>
-      <w:bookmarkStart w:id="3" w:name="_Toc230114942"/>
+      <w:bookmarkStart w:id="3" w:name="_Toc230158709"/>
       <w:r>
         <w:rPr>
           <w:rFonts w:asciiTheme="minorHAnsi" w:hAnsiTheme="minorHAnsi" w:cstheme="minorHAnsi"/>
@@ -3974,7 +4048,7 @@
           <w:szCs w:val="28"/>
         </w:rPr>
       </w:pPr>
-      <w:bookmarkStart w:id="4" w:name="_Toc230114943"/>
+      <w:bookmarkStart w:id="4" w:name="_Toc230158710"/>
       <w:r>
         <w:rPr>
           <w:rFonts w:asciiTheme="minorHAnsi" w:hAnsiTheme="minorHAnsi" w:cstheme="minorHAnsi"/>
@@ -4006,15 +4080,7 @@
           <w:sz w:val="27"/>
           <w:szCs w:val="27"/>
         </w:rPr>
-        <w:t>Crea un procedimiento para actualizar el sueldo de un empleado. El proceso debe recibir el número de empleado (IN) y una variable con el presupuesto acumulado de la empresa (INOUT) para restarle el aumento aplicado. Si el aumento supera el presupuesto disponible o el empleado no existe, debe devolver un mensaje de error (OUT)."</w:t>
-      </w:r>
-      <w:r>
-        <w:rPr>
-          <w:rFonts w:cstheme="minorHAnsi"/>
-          <w:sz w:val="27"/>
-          <w:szCs w:val="27"/>
-        </w:rPr>
-        <w:t xml:space="preserve"> </w:t>
+        <w:t xml:space="preserve">Crea un procedimiento para actualizar el sueldo de un empleado. El proceso debe recibir el número de empleado (IN) y una variable con el presupuesto acumulado de la empresa (INOUT) para restarle el aumento aplicado. Si el aumento supera el presupuesto disponible o el empleado no existe, debe devolver un mensaje de error (OUT)." </w:t>
       </w:r>
     </w:p>
     <w:p>
@@ -4064,15 +4130,7 @@
           <w:sz w:val="27"/>
           <w:szCs w:val="27"/>
         </w:rPr>
-        <w:t>').</w:t>
-      </w:r>
-      <w:r>
-        <w:rPr>
-          <w:rFonts w:cstheme="minorHAnsi"/>
-          <w:sz w:val="27"/>
-          <w:szCs w:val="27"/>
-        </w:rPr>
-        <w:t xml:space="preserve"> </w:t>
+        <w:t xml:space="preserve">'). </w:t>
       </w:r>
     </w:p>
     <w:p>
@@ -4104,15 +4162,7 @@
           <w:sz w:val="27"/>
           <w:szCs w:val="27"/>
         </w:rPr>
-        <w:t>Queremos calcular el coste total histórico que ha supuesto un empleado para la empresa, sumando todos los sueldos que ha tenido a lo largo del tiempo a un presupuesto de costes que ya tenemos calculado.</w:t>
-      </w:r>
-      <w:r>
-        <w:rPr>
-          <w:rFonts w:cstheme="minorHAnsi"/>
-          <w:sz w:val="27"/>
-          <w:szCs w:val="27"/>
-        </w:rPr>
-        <w:t xml:space="preserve"> </w:t>
+        <w:t xml:space="preserve">Queremos calcular el coste total histórico que ha supuesto un empleado para la empresa, sumando todos los sueldos que ha tenido a lo largo del tiempo a un presupuesto de costes que ya tenemos calculado. </w:t>
       </w:r>
     </w:p>
     <w:p>
@@ -4194,15 +4244,7 @@
           <w:sz w:val="27"/>
           <w:szCs w:val="27"/>
         </w:rPr>
-        <w:t xml:space="preserve"> poniendo la fecha de hoy, en lugar de borrarlo (para no perder el histórico).</w:t>
-      </w:r>
-      <w:r>
-        <w:rPr>
-          <w:rFonts w:cstheme="minorHAnsi"/>
-          <w:sz w:val="27"/>
-          <w:szCs w:val="27"/>
-        </w:rPr>
-        <w:t xml:space="preserve"> </w:t>
+        <w:t xml:space="preserve"> poniendo la fecha de hoy, en lugar de borrarlo (para no perder el histórico). </w:t>
       </w:r>
     </w:p>
     <w:p>
@@ -4270,15 +4312,7 @@
           <w:sz w:val="27"/>
           <w:szCs w:val="27"/>
         </w:rPr>
-        <w:t>.</w:t>
-      </w:r>
-      <w:r>
-        <w:rPr>
-          <w:rFonts w:cstheme="minorHAnsi"/>
-          <w:sz w:val="27"/>
-          <w:szCs w:val="27"/>
-        </w:rPr>
-        <w:t xml:space="preserve"> </w:t>
+        <w:t xml:space="preserve">. </w:t>
       </w:r>
     </w:p>
     <w:p>
@@ -4310,15 +4344,7 @@
           <w:sz w:val="27"/>
           <w:szCs w:val="27"/>
         </w:rPr>
-        <w:t>La empresa quiere dar un bonus económico a los empleados según sus años trabajando. Este procedimiento recibe los años mínimos requeridos, calcula la antigüedad del empleado y, si la cumple, añade el bonus a un fondo de gastos que controla la empresa.</w:t>
-      </w:r>
-      <w:r>
-        <w:rPr>
-          <w:rFonts w:cstheme="minorHAnsi"/>
-          <w:sz w:val="27"/>
-          <w:szCs w:val="27"/>
-        </w:rPr>
-        <w:t xml:space="preserve"> </w:t>
+        <w:t xml:space="preserve">La empresa quiere dar un bonus económico a los empleados según sus años trabajando. Este procedimiento recibe los años mínimos requeridos, calcula la antigüedad del empleado y, si la cumple, añade el bonus a un fondo de gastos que controla la empresa. </w:t>
       </w:r>
     </w:p>
     <w:p>
@@ -4362,7 +4388,7 @@
           <w:szCs w:val="28"/>
         </w:rPr>
       </w:pPr>
-      <w:bookmarkStart w:id="5" w:name="_Toc230114944"/>
+      <w:bookmarkStart w:id="5" w:name="_Toc230158711"/>
       <w:r>
         <w:rPr>
           <w:rFonts w:asciiTheme="minorHAnsi" w:hAnsiTheme="minorHAnsi" w:cstheme="minorHAnsi"/>
@@ -5119,7 +5145,7 @@
       <w:pPr>
         <w:pStyle w:val="Ttulo1"/>
       </w:pPr>
-      <w:bookmarkStart w:id="6" w:name="_Toc230114945"/>
+      <w:bookmarkStart w:id="6" w:name="_Toc230158712"/>
       <w:r>
         <w:lastRenderedPageBreak/>
         <w:t>TRIGGERS</w:t>
@@ -5283,13 +5309,7 @@
       </w:r>
       <w:proofErr w:type="spellEnd"/>
       <w:r>
-        <w:t>). El mecanismo debe validar dos cosas antes de permitir guardar el</w:t>
-      </w:r>
-      <w:r>
-        <w:t xml:space="preserve"> </w:t>
-      </w:r>
-      <w:r>
-        <w:t>registro: en primer lugar, que la fecha de inicio (</w:t>
+        <w:t>). El mecanismo debe validar dos cosas antes de permitir guardar el registro: en primer lugar, que la fecha de inicio (</w:t>
       </w:r>
       <w:proofErr w:type="spellStart"/>
       <w:r>
@@ -5321,29 +5341,267 @@
       </w:r>
       <w:proofErr w:type="spellEnd"/>
       <w:r>
-        <w:t>). Si falla cualquiera de las dos condiciones,</w:t>
-      </w:r>
-      <w:r>
-        <w:t xml:space="preserve"> </w:t>
-      </w:r>
-      <w:r>
-        <w:t>debe cancelarse el proceso.</w:t>
-      </w:r>
-    </w:p>
-    <w:p>
-      <w:pPr>
-        <w:pStyle w:val="Prrafodelista"/>
-      </w:pPr>
+        <w:t>). Si falla cualquiera de las dos condiciones, debe cancelarse el proceso.</w:t>
+      </w:r>
+    </w:p>
+    <w:p>
+      <w:pPr>
+        <w:pStyle w:val="Prrafodelista"/>
+      </w:pPr>
+    </w:p>
+    <w:p/>
+    <w:p>
+      <w:r>
+        <w:br w:type="page"/>
+      </w:r>
+    </w:p>
+    <w:p>
+      <w:pPr>
+        <w:pStyle w:val="Ttulo1"/>
+      </w:pPr>
+      <w:bookmarkStart w:id="7" w:name="_Toc230158713"/>
+      <w:r>
+        <w:lastRenderedPageBreak/>
+        <w:t>ULTIMO REPASO</w:t>
+      </w:r>
+      <w:bookmarkEnd w:id="7"/>
     </w:p>
     <w:p>
       <w:pPr>
         <w:pStyle w:val="Prrafodelista"/>
         <w:numPr>
           <w:ilvl w:val="0"/>
-          <w:numId w:val="14"/>
+          <w:numId w:val="15"/>
         </w:numPr>
       </w:pPr>
       <w:r>
+        <w:t>Diseña un código que actúe en el momento en que se intente modificar el salario de cualquier trabajador. Si se detecta que el nuevo salario que se le quiere poner es inferior al que ya tenía (</w:t>
+      </w:r>
+      <w:proofErr w:type="spellStart"/>
+      <w:r>
+        <w:t>salary</w:t>
+      </w:r>
+      <w:proofErr w:type="spellEnd"/>
+      <w:r>
+        <w:t xml:space="preserve"> antiguo), el sistema debe bloquear la operación por completo y mostrar un mensaje</w:t>
+      </w:r>
+      <w:r>
+        <w:t xml:space="preserve"> </w:t>
+      </w:r>
+      <w:r>
+        <w:t>de error que diga que no se permiten las bajadas de sueldo unilaterales.</w:t>
+      </w:r>
+      <w:r>
+        <w:t xml:space="preserve"> </w:t>
+      </w:r>
+      <w:r>
+        <w:rPr>
+          <w:b/>
+          <w:bCs/>
+        </w:rPr>
+        <w:t>TRIGGER</w:t>
+      </w:r>
+    </w:p>
+    <w:p/>
+    <w:p>
+      <w:pPr>
+        <w:pStyle w:val="Prrafodelista"/>
+        <w:numPr>
+          <w:ilvl w:val="0"/>
+          <w:numId w:val="15"/>
+        </w:numPr>
+      </w:pPr>
+      <w:r>
+        <w:t>Se necesita un bloque de código que reciba el número de un empleado (</w:t>
+      </w:r>
+      <w:proofErr w:type="spellStart"/>
+      <w:r>
+        <w:t>emp_no</w:t>
+      </w:r>
+      <w:proofErr w:type="spellEnd"/>
+      <w:r>
+        <w:t xml:space="preserve">) y una variable con un importe económico que representa un "Fondo de Retención Fiscal" (INOUT). El código debe localizar el salario activo actual del empleado (el que termina en '9999-01-01'), calcular el 2% de ese salario, restárselo al salario actual del empleado en la tabla (aplicando un UPDATE) y sumar ese dinero retirado al "Fondo de Retención Fiscal" </w:t>
+      </w:r>
+      <w:r>
+        <w:rPr>
+          <w:b/>
+          <w:bCs/>
+        </w:rPr>
+        <w:t>PROCEDIMIENTO</w:t>
+      </w:r>
+    </w:p>
+    <w:p>
+      <w:pPr>
+        <w:pStyle w:val="Prrafodelista"/>
+      </w:pPr>
+    </w:p>
+    <w:p>
+      <w:pPr>
+        <w:pStyle w:val="Prrafodelista"/>
+        <w:numPr>
+          <w:ilvl w:val="0"/>
+          <w:numId w:val="15"/>
+        </w:numPr>
+      </w:pPr>
+      <w:r>
+        <w:t>Se necesita un bloque de código que reciba el número de un empleado (</w:t>
+      </w:r>
+      <w:proofErr w:type="spellStart"/>
+      <w:r>
+        <w:t>emp_no</w:t>
+      </w:r>
+      <w:proofErr w:type="spellEnd"/>
+      <w:r>
+        <w:t>) y una variable con</w:t>
+      </w:r>
+      <w:r>
+        <w:t xml:space="preserve"> </w:t>
+      </w:r>
+      <w:r>
+        <w:t>un importe económico que representa un "Fondo de Retención</w:t>
+      </w:r>
+      <w:r>
+        <w:t xml:space="preserve"> </w:t>
+      </w:r>
+      <w:r>
+        <w:t xml:space="preserve">Fiscal" (INOUT). El código </w:t>
+      </w:r>
+      <w:proofErr w:type="gramStart"/>
+      <w:r>
+        <w:t>debe  localizar</w:t>
+      </w:r>
+      <w:proofErr w:type="gramEnd"/>
+      <w:r>
+        <w:t xml:space="preserve"> el salario activo actual del empleado (el que</w:t>
+      </w:r>
+      <w:r>
+        <w:t xml:space="preserve"> </w:t>
+      </w:r>
+      <w:r>
+        <w:t xml:space="preserve">termina en '9999-01-01'), calcular </w:t>
+      </w:r>
+      <w:proofErr w:type="gramStart"/>
+      <w:r>
+        <w:t>el  2</w:t>
+      </w:r>
+      <w:proofErr w:type="gramEnd"/>
+      <w:r>
+        <w:t>% de ese salario, restárselo al salario actual del empleado en la tabla (aplicando un UPDATE) y sumar ese dinero retirado al "Fondo de Retención Fiscal"</w:t>
+      </w:r>
+      <w:r>
+        <w:t xml:space="preserve">. </w:t>
+      </w:r>
+      <w:r>
+        <w:t xml:space="preserve"> </w:t>
+      </w:r>
+      <w:r>
+        <w:rPr>
+          <w:b/>
+          <w:bCs/>
+        </w:rPr>
+        <w:t>PROCEDIMIENTO</w:t>
+      </w:r>
+    </w:p>
+    <w:p>
+      <w:pPr>
+        <w:pStyle w:val="Prrafodelista"/>
+      </w:pPr>
+    </w:p>
+    <w:p>
+      <w:pPr>
+        <w:pStyle w:val="Prrafodelista"/>
+        <w:numPr>
+          <w:ilvl w:val="0"/>
+          <w:numId w:val="15"/>
+        </w:numPr>
+      </w:pPr>
+      <w:r>
+        <w:t>C</w:t>
+      </w:r>
+      <w:r>
+        <w:t>onstruye un fragmento de código al que se le pase el número de un departamento (v. gr. 'd005') y devuelva una cadena de texto que indique el volumen de personal en activo que tiene hoy en día. Si el departamento tiene más de 10 empleados</w:t>
+      </w:r>
+      <w:r>
+        <w:t xml:space="preserve"> </w:t>
+      </w:r>
+      <w:r>
+        <w:t>activos, debe devolver la palabra 'CRÍTICO'; si tiene entre 5 y 10 (ambos inclusive), debe devolver 'ESTABLE'; y si tiene menos de 5, debe devolver 'BAJO'</w:t>
+      </w:r>
+      <w:r>
+        <w:t xml:space="preserve">. </w:t>
+      </w:r>
+      <w:r>
+        <w:rPr>
+          <w:b/>
+          <w:bCs/>
+        </w:rPr>
+        <w:t>FUNCION</w:t>
+      </w:r>
+    </w:p>
+    <w:p>
+      <w:pPr>
+        <w:pStyle w:val="Prrafodelista"/>
+      </w:pPr>
+    </w:p>
+    <w:p>
+      <w:pPr>
+        <w:pStyle w:val="Prrafodelista"/>
+        <w:numPr>
+          <w:ilvl w:val="0"/>
+          <w:numId w:val="15"/>
+        </w:numPr>
+      </w:pPr>
+      <w:r>
+        <w:t xml:space="preserve">Desarrolla un código que actúe de forma automática cuando un empleado sea eliminado físicamente (DELETE) de la tabla maestra </w:t>
+      </w:r>
+      <w:proofErr w:type="spellStart"/>
+      <w:r>
+        <w:t>employees</w:t>
+      </w:r>
+      <w:proofErr w:type="spellEnd"/>
+      <w:r>
+        <w:t>. El sistema debe encargarse de borrar en cadena y de forma automática todas las filas correspondientes a ese empleado en la tabla salaries antes de que se complete el borrado principal, para evitar dejar registros huérfanos.</w:t>
+      </w:r>
+      <w:r>
+        <w:t xml:space="preserve"> </w:t>
+      </w:r>
+      <w:r>
+        <w:rPr>
+          <w:b/>
+          <w:bCs/>
+        </w:rPr>
+        <w:t>TRIGGER</w:t>
+      </w:r>
+    </w:p>
+    <w:p>
+      <w:pPr>
+        <w:pStyle w:val="Prrafodelista"/>
+      </w:pPr>
+    </w:p>
+    <w:p>
+      <w:pPr>
+        <w:pStyle w:val="Prrafodelista"/>
+        <w:numPr>
+          <w:ilvl w:val="0"/>
+          <w:numId w:val="15"/>
+        </w:numPr>
+      </w:pPr>
+    </w:p>
+    <w:p>
+      <w:pPr>
+        <w:rPr>
+          <w:rFonts w:eastAsiaTheme="majorEastAsia" w:cstheme="minorHAnsi"/>
+          <w:color w:val="B3186D" w:themeColor="accent1" w:themeShade="BF"/>
+          <w:sz w:val="27"/>
+          <w:szCs w:val="27"/>
+        </w:rPr>
+      </w:pPr>
+      <w:r>
+        <w:rPr>
+          <w:rFonts w:cstheme="minorHAnsi"/>
+          <w:sz w:val="27"/>
+          <w:szCs w:val="27"/>
+        </w:rPr>
         <w:br w:type="page"/>
       </w:r>
     </w:p>
@@ -5356,7 +5614,7 @@
           <w:szCs w:val="27"/>
         </w:rPr>
       </w:pPr>
-      <w:bookmarkStart w:id="7" w:name="_Toc230114946"/>
+      <w:bookmarkStart w:id="8" w:name="_Toc230158714"/>
       <w:r>
         <w:rPr>
           <w:rFonts w:asciiTheme="minorHAnsi" w:hAnsiTheme="minorHAnsi" w:cstheme="minorHAnsi"/>
@@ -5366,7 +5624,7 @@
         <w:lastRenderedPageBreak/>
         <w:t>CONSULTAS</w:t>
       </w:r>
-      <w:bookmarkEnd w:id="7"/>
+      <w:bookmarkEnd w:id="8"/>
       <w:r>
         <w:rPr>
           <w:rFonts w:asciiTheme="minorHAnsi" w:hAnsiTheme="minorHAnsi" w:cstheme="minorHAnsi"/>
@@ -5394,7 +5652,7 @@
           <w:szCs w:val="27"/>
         </w:rPr>
       </w:pPr>
-      <w:bookmarkStart w:id="8" w:name="_Toc230114947"/>
+      <w:bookmarkStart w:id="9" w:name="_Toc230158715"/>
       <w:r>
         <w:rPr>
           <w:rFonts w:asciiTheme="minorHAnsi" w:hAnsiTheme="minorHAnsi" w:cstheme="minorHAnsi"/>
@@ -5403,7 +5661,7 @@
         </w:rPr>
         <w:t>PRACTICA 4</w:t>
       </w:r>
-      <w:bookmarkEnd w:id="8"/>
+      <w:bookmarkEnd w:id="9"/>
     </w:p>
     <w:p>
       <w:pPr>
@@ -5647,7 +5905,7 @@
           <w:szCs w:val="27"/>
         </w:rPr>
       </w:pPr>
-      <w:bookmarkStart w:id="9" w:name="_Toc230114948"/>
+      <w:bookmarkStart w:id="10" w:name="_Toc230158716"/>
       <w:r>
         <w:rPr>
           <w:rFonts w:asciiTheme="minorHAnsi" w:hAnsiTheme="minorHAnsi" w:cstheme="minorHAnsi"/>
@@ -5657,7 +5915,7 @@
         <w:lastRenderedPageBreak/>
         <w:t>PRACTICA 5</w:t>
       </w:r>
-      <w:bookmarkEnd w:id="9"/>
+      <w:bookmarkEnd w:id="10"/>
       <w:r>
         <w:rPr>
           <w:rFonts w:asciiTheme="minorHAnsi" w:hAnsiTheme="minorHAnsi" w:cstheme="minorHAnsi"/>
@@ -5847,7 +6105,7 @@
           <w:szCs w:val="27"/>
         </w:rPr>
       </w:pPr>
-      <w:bookmarkStart w:id="10" w:name="_Toc230114949"/>
+      <w:bookmarkStart w:id="11" w:name="_Toc230158717"/>
       <w:r>
         <w:rPr>
           <w:rFonts w:asciiTheme="minorHAnsi" w:hAnsiTheme="minorHAnsi" w:cstheme="minorHAnsi"/>
@@ -5856,24 +6114,68 @@
         </w:rPr>
         <w:t>PRACTICA 6</w:t>
       </w:r>
-      <w:bookmarkEnd w:id="10"/>
-    </w:p>
-    <w:p>
-      <w:pPr>
-        <w:rPr>
-          <w:rFonts w:cstheme="minorHAnsi"/>
-          <w:sz w:val="27"/>
-          <w:szCs w:val="27"/>
-        </w:rPr>
-      </w:pPr>
-      <w:r>
-        <w:rPr>
-          <w:rFonts w:cstheme="minorHAnsi"/>
-          <w:sz w:val="27"/>
-          <w:szCs w:val="27"/>
-        </w:rPr>
-        <w:t>EJERCICIO 6: Muestra el nombre, apellido, fecha de contratación, salario, título y</w:t>
-      </w:r>
+      <w:bookmarkEnd w:id="11"/>
+    </w:p>
+    <w:p>
+      <w:pPr>
+        <w:rPr>
+          <w:rFonts w:cstheme="minorHAnsi"/>
+          <w:sz w:val="27"/>
+          <w:szCs w:val="27"/>
+        </w:rPr>
+      </w:pPr>
+      <w:r>
+        <w:rPr>
+          <w:rFonts w:cstheme="minorHAnsi"/>
+          <w:sz w:val="27"/>
+          <w:szCs w:val="27"/>
+        </w:rPr>
+        <w:t>EJERCICIO 6: Muestra el nombre, apellido, fecha de contratación, salario, título y departamento de los 5 empleados más recientes.</w:t>
+      </w:r>
+    </w:p>
+    <w:p>
+      <w:pPr>
+        <w:rPr>
+          <w:rFonts w:cstheme="minorHAnsi"/>
+          <w:sz w:val="27"/>
+          <w:szCs w:val="27"/>
+        </w:rPr>
+      </w:pPr>
+      <w:r>
+        <w:rPr>
+          <w:rFonts w:cstheme="minorHAnsi"/>
+          <w:sz w:val="27"/>
+          <w:szCs w:val="27"/>
+        </w:rPr>
+        <w:t>EJERCICIO 7: Lista el nombre, apellido y salario actual de los empleados cuyo salario actual es superior a la media de todos los salarios actuales.</w:t>
+      </w:r>
+    </w:p>
+    <w:p>
+      <w:pPr>
+        <w:rPr>
+          <w:rFonts w:cstheme="minorHAnsi"/>
+          <w:sz w:val="27"/>
+          <w:szCs w:val="27"/>
+        </w:rPr>
+      </w:pPr>
+      <w:r>
+        <w:rPr>
+          <w:rFonts w:cstheme="minorHAnsi"/>
+          <w:sz w:val="27"/>
+          <w:szCs w:val="27"/>
+        </w:rPr>
+        <w:t>EJERCICIO 8: Encuentra al empleado que menos tiempo ha tardado en pasar de "</w:t>
+      </w:r>
+      <w:proofErr w:type="spellStart"/>
+      <w:r>
+        <w:rPr>
+          <w:rFonts w:cstheme="minorHAnsi"/>
+          <w:sz w:val="27"/>
+          <w:szCs w:val="27"/>
+        </w:rPr>
+        <w:t>Assistant</w:t>
+      </w:r>
+      <w:proofErr w:type="spellEnd"/>
       <w:r>
         <w:rPr>
           <w:rFonts w:cstheme="minorHAnsi"/>
@@ -5882,80 +6184,6 @@
         </w:rPr>
         <w:t xml:space="preserve"> </w:t>
       </w:r>
-      <w:r>
-        <w:rPr>
-          <w:rFonts w:cstheme="minorHAnsi"/>
-          <w:sz w:val="27"/>
-          <w:szCs w:val="27"/>
-        </w:rPr>
-        <w:t>departamento de los 5 empleados más recientes.</w:t>
-      </w:r>
-    </w:p>
-    <w:p>
-      <w:pPr>
-        <w:rPr>
-          <w:rFonts w:cstheme="minorHAnsi"/>
-          <w:sz w:val="27"/>
-          <w:szCs w:val="27"/>
-        </w:rPr>
-      </w:pPr>
-      <w:r>
-        <w:rPr>
-          <w:rFonts w:cstheme="minorHAnsi"/>
-          <w:sz w:val="27"/>
-          <w:szCs w:val="27"/>
-        </w:rPr>
-        <w:t>EJERCICIO 7: Lista el nombre, apellido y salario actual de los empleados cuyo salario</w:t>
-      </w:r>
-      <w:r>
-        <w:rPr>
-          <w:rFonts w:cstheme="minorHAnsi"/>
-          <w:sz w:val="27"/>
-          <w:szCs w:val="27"/>
-        </w:rPr>
-        <w:t xml:space="preserve"> </w:t>
-      </w:r>
-      <w:r>
-        <w:rPr>
-          <w:rFonts w:cstheme="minorHAnsi"/>
-          <w:sz w:val="27"/>
-          <w:szCs w:val="27"/>
-        </w:rPr>
-        <w:t>actual es superior a la media de todos los salarios actuales.</w:t>
-      </w:r>
-    </w:p>
-    <w:p>
-      <w:pPr>
-        <w:rPr>
-          <w:rFonts w:cstheme="minorHAnsi"/>
-          <w:sz w:val="27"/>
-          <w:szCs w:val="27"/>
-        </w:rPr>
-      </w:pPr>
-      <w:r>
-        <w:rPr>
-          <w:rFonts w:cstheme="minorHAnsi"/>
-          <w:sz w:val="27"/>
-          <w:szCs w:val="27"/>
-        </w:rPr>
-        <w:t>EJERCICIO 8: Encuentra al empleado que menos tiempo ha tardado en pasar de</w:t>
-      </w:r>
-      <w:r>
-        <w:rPr>
-          <w:rFonts w:cstheme="minorHAnsi"/>
-          <w:sz w:val="27"/>
-          <w:szCs w:val="27"/>
-        </w:rPr>
-        <w:t xml:space="preserve"> </w:t>
-      </w:r>
-      <w:r>
-        <w:rPr>
-          <w:rFonts w:cstheme="minorHAnsi"/>
-          <w:sz w:val="27"/>
-          <w:szCs w:val="27"/>
-        </w:rPr>
-        <w:t>"</w:t>
-      </w:r>
       <w:proofErr w:type="spellStart"/>
       <w:r>
         <w:rPr>
@@ -5963,7 +6191,7 @@
           <w:sz w:val="27"/>
           <w:szCs w:val="27"/>
         </w:rPr>
-        <w:t>Assistant</w:t>
+        <w:t>Engineer</w:t>
       </w:r>
       <w:proofErr w:type="spellEnd"/>
       <w:r>
@@ -5972,7 +6200,7 @@
           <w:sz w:val="27"/>
           <w:szCs w:val="27"/>
         </w:rPr>
-        <w:t xml:space="preserve"> </w:t>
+        <w:t xml:space="preserve">" a "Senior </w:t>
       </w:r>
       <w:proofErr w:type="spellStart"/>
       <w:r>
@@ -5990,74 +6218,24 @@
           <w:sz w:val="27"/>
           <w:szCs w:val="27"/>
         </w:rPr>
-        <w:t xml:space="preserve">" a "Senior </w:t>
-      </w:r>
-      <w:proofErr w:type="spellStart"/>
-      <w:r>
-        <w:rPr>
-          <w:rFonts w:cstheme="minorHAnsi"/>
-          <w:sz w:val="27"/>
-          <w:szCs w:val="27"/>
-        </w:rPr>
-        <w:t>Engineer</w:t>
-      </w:r>
-      <w:proofErr w:type="spellEnd"/>
-      <w:r>
-        <w:rPr>
-          <w:rFonts w:cstheme="minorHAnsi"/>
-          <w:sz w:val="27"/>
-          <w:szCs w:val="27"/>
-        </w:rPr>
-        <w:t>", mostrando el número exacto de</w:t>
-      </w:r>
-      <w:r>
-        <w:rPr>
-          <w:rFonts w:cstheme="minorHAnsi"/>
-          <w:sz w:val="27"/>
-          <w:szCs w:val="27"/>
-        </w:rPr>
-        <w:t xml:space="preserve"> </w:t>
-      </w:r>
-      <w:r>
-        <w:rPr>
-          <w:rFonts w:cstheme="minorHAnsi"/>
-          <w:sz w:val="27"/>
-          <w:szCs w:val="27"/>
-        </w:rPr>
-        <w:t>días que tardó.</w:t>
-      </w:r>
-    </w:p>
-    <w:p>
-      <w:pPr>
-        <w:rPr>
-          <w:rFonts w:cstheme="minorHAnsi"/>
-          <w:sz w:val="27"/>
-          <w:szCs w:val="27"/>
-        </w:rPr>
-      </w:pPr>
-      <w:r>
-        <w:rPr>
-          <w:rFonts w:cstheme="minorHAnsi"/>
-          <w:sz w:val="27"/>
-          <w:szCs w:val="27"/>
-        </w:rPr>
-        <w:t>EJERCICIO 9: Para cada departamento, muestra el nombre, apellido y fecha de</w:t>
-      </w:r>
-      <w:r>
-        <w:rPr>
-          <w:rFonts w:cstheme="minorHAnsi"/>
-          <w:sz w:val="27"/>
-          <w:szCs w:val="27"/>
-        </w:rPr>
-        <w:t xml:space="preserve"> </w:t>
-      </w:r>
-      <w:r>
-        <w:rPr>
-          <w:rFonts w:cstheme="minorHAnsi"/>
-          <w:sz w:val="27"/>
-          <w:szCs w:val="27"/>
-        </w:rPr>
-        <w:t>contratación del empleado más antiguo que sigue trabajando allí.</w:t>
+        <w:t>", mostrando el número exacto de días que tardó.</w:t>
+      </w:r>
+    </w:p>
+    <w:p>
+      <w:pPr>
+        <w:rPr>
+          <w:rFonts w:cstheme="minorHAnsi"/>
+          <w:sz w:val="27"/>
+          <w:szCs w:val="27"/>
+        </w:rPr>
+      </w:pPr>
+      <w:r>
+        <w:rPr>
+          <w:rFonts w:cstheme="minorHAnsi"/>
+          <w:sz w:val="27"/>
+          <w:szCs w:val="27"/>
+        </w:rPr>
+        <w:t>EJERCICIO 9: Para cada departamento, muestra el nombre, apellido y fecha de contratación del empleado más antiguo que sigue trabajando allí.</w:t>
       </w:r>
     </w:p>
     <w:p>
@@ -6093,23 +6271,7 @@
           <w:sz w:val="27"/>
           <w:szCs w:val="27"/>
         </w:rPr>
-        <w:t>" en cada</w:t>
-      </w:r>
-      <w:r>
-        <w:rPr>
-          <w:rFonts w:cstheme="minorHAnsi"/>
-          <w:sz w:val="27"/>
-          <w:szCs w:val="27"/>
-        </w:rPr>
-        <w:t xml:space="preserve"> </w:t>
-      </w:r>
-      <w:r>
-        <w:rPr>
-          <w:rFonts w:cstheme="minorHAnsi"/>
-          <w:sz w:val="27"/>
-          <w:szCs w:val="27"/>
-        </w:rPr>
-        <w:t>departamento.</w:t>
+        <w:t>" en cada departamento.</w:t>
       </w:r>
     </w:p>
     <w:p>
@@ -7054,6 +7216,95 @@
     </w:lvl>
   </w:abstractNum>
   <w:abstractNum w:abstractNumId="7" w15:restartNumberingAfterBreak="0">
+    <w:nsid w:val="3E9D54DC"/>
+    <w:multiLevelType w:val="hybridMultilevel"/>
+    <w:tmpl w:val="5592355A"/>
+    <w:lvl w:ilvl="0" w:tplc="040A000F">
+      <w:start w:val="1"/>
+      <w:numFmt w:val="decimal"/>
+      <w:lvlText w:val="%1."/>
+      <w:lvlJc w:val="left"/>
+      <w:pPr>
+        <w:ind w:left="720" w:hanging="360"/>
+      </w:pPr>
+      <w:rPr>
+        <w:rFonts w:hint="default"/>
+      </w:rPr>
+    </w:lvl>
+    <w:lvl w:ilvl="1" w:tplc="040A0019" w:tentative="1">
+      <w:start w:val="1"/>
+      <w:numFmt w:val="lowerLetter"/>
+      <w:lvlText w:val="%2."/>
+      <w:lvlJc w:val="left"/>
+      <w:pPr>
+        <w:ind w:left="1440" w:hanging="360"/>
+      </w:pPr>
+    </w:lvl>
+    <w:lvl w:ilvl="2" w:tplc="040A001B" w:tentative="1">
+      <w:start w:val="1"/>
+      <w:numFmt w:val="lowerRoman"/>
+      <w:lvlText w:val="%3."/>
+      <w:lvlJc w:val="right"/>
+      <w:pPr>
+        <w:ind w:left="2160" w:hanging="180"/>
+      </w:pPr>
+    </w:lvl>
+    <w:lvl w:ilvl="3" w:tplc="040A000F" w:tentative="1">
+      <w:start w:val="1"/>
+      <w:numFmt w:val="decimal"/>
+      <w:lvlText w:val="%4."/>
+      <w:lvlJc w:val="left"/>
+      <w:pPr>
+        <w:ind w:left="2880" w:hanging="360"/>
+      </w:pPr>
+    </w:lvl>
+    <w:lvl w:ilvl="4" w:tplc="040A0019" w:tentative="1">
+      <w:start w:val="1"/>
+      <w:numFmt w:val="lowerLetter"/>
+      <w:lvlText w:val="%5."/>
+      <w:lvlJc w:val="left"/>
+      <w:pPr>
+        <w:ind w:left="3600" w:hanging="360"/>
+      </w:pPr>
+    </w:lvl>
+    <w:lvl w:ilvl="5" w:tplc="040A001B" w:tentative="1">
+      <w:start w:val="1"/>
+      <w:numFmt w:val="lowerRoman"/>
+      <w:lvlText w:val="%6."/>
+      <w:lvlJc w:val="right"/>
+      <w:pPr>
+        <w:ind w:left="4320" w:hanging="180"/>
+      </w:pPr>
+    </w:lvl>
+    <w:lvl w:ilvl="6" w:tplc="040A000F" w:tentative="1">
+      <w:start w:val="1"/>
+      <w:numFmt w:val="decimal"/>
+      <w:lvlText w:val="%7."/>
+      <w:lvlJc w:val="left"/>
+      <w:pPr>
+        <w:ind w:left="5040" w:hanging="360"/>
+      </w:pPr>
+    </w:lvl>
+    <w:lvl w:ilvl="7" w:tplc="040A0019" w:tentative="1">
+      <w:start w:val="1"/>
+      <w:numFmt w:val="lowerLetter"/>
+      <w:lvlText w:val="%8."/>
+      <w:lvlJc w:val="left"/>
+      <w:pPr>
+        <w:ind w:left="5760" w:hanging="360"/>
+      </w:pPr>
+    </w:lvl>
+    <w:lvl w:ilvl="8" w:tplc="040A001B" w:tentative="1">
+      <w:start w:val="1"/>
+      <w:numFmt w:val="lowerRoman"/>
+      <w:lvlText w:val="%9."/>
+      <w:lvlJc w:val="right"/>
+      <w:pPr>
+        <w:ind w:left="6480" w:hanging="180"/>
+      </w:pPr>
+    </w:lvl>
+  </w:abstractNum>
+  <w:abstractNum w:abstractNumId="8" w15:restartNumberingAfterBreak="0">
     <w:nsid w:val="430D0DC6"/>
     <w:multiLevelType w:val="hybridMultilevel"/>
     <w:tmpl w:val="51D252F8"/>
@@ -7166,7 +7417,7 @@
       </w:rPr>
     </w:lvl>
   </w:abstractNum>
-  <w:abstractNum w:abstractNumId="8" w15:restartNumberingAfterBreak="0">
+  <w:abstractNum w:abstractNumId="9" w15:restartNumberingAfterBreak="0">
     <w:nsid w:val="43B82E65"/>
     <w:multiLevelType w:val="hybridMultilevel"/>
     <w:tmpl w:val="13667B4E"/>
@@ -7279,7 +7530,7 @@
       </w:rPr>
     </w:lvl>
   </w:abstractNum>
-  <w:abstractNum w:abstractNumId="9" w15:restartNumberingAfterBreak="0">
+  <w:abstractNum w:abstractNumId="10" w15:restartNumberingAfterBreak="0">
     <w:nsid w:val="4DEC18A9"/>
     <w:multiLevelType w:val="hybridMultilevel"/>
     <w:tmpl w:val="0C58079A"/>
@@ -7369,7 +7620,7 @@
       </w:pPr>
     </w:lvl>
   </w:abstractNum>
-  <w:abstractNum w:abstractNumId="10" w15:restartNumberingAfterBreak="0">
+  <w:abstractNum w:abstractNumId="11" w15:restartNumberingAfterBreak="0">
     <w:nsid w:val="6E701FA2"/>
     <w:multiLevelType w:val="hybridMultilevel"/>
     <w:tmpl w:val="670EDE50"/>
@@ -7482,7 +7733,7 @@
       </w:rPr>
     </w:lvl>
   </w:abstractNum>
-  <w:abstractNum w:abstractNumId="11" w15:restartNumberingAfterBreak="0">
+  <w:abstractNum w:abstractNumId="12" w15:restartNumberingAfterBreak="0">
     <w:nsid w:val="6FC36389"/>
     <w:multiLevelType w:val="hybridMultilevel"/>
     <w:tmpl w:val="70FE3BDA"/>
@@ -7595,7 +7846,7 @@
       </w:rPr>
     </w:lvl>
   </w:abstractNum>
-  <w:abstractNum w:abstractNumId="12" w15:restartNumberingAfterBreak="0">
+  <w:abstractNum w:abstractNumId="13" w15:restartNumberingAfterBreak="0">
     <w:nsid w:val="73FC6664"/>
     <w:multiLevelType w:val="hybridMultilevel"/>
     <w:tmpl w:val="8F5ADE3C"/>
@@ -7708,7 +7959,7 @@
       </w:rPr>
     </w:lvl>
   </w:abstractNum>
-  <w:abstractNum w:abstractNumId="13" w15:restartNumberingAfterBreak="0">
+  <w:abstractNum w:abstractNumId="14" w15:restartNumberingAfterBreak="0">
     <w:nsid w:val="76A85574"/>
     <w:multiLevelType w:val="hybridMultilevel"/>
     <w:tmpl w:val="FCCEF25C"/>
@@ -7798,19 +8049,19 @@
     </w:lvl>
   </w:abstractNum>
   <w:num w:numId="1" w16cid:durableId="701366362">
-    <w:abstractNumId w:val="10"/>
+    <w:abstractNumId w:val="11"/>
   </w:num>
   <w:num w:numId="2" w16cid:durableId="1704551597">
-    <w:abstractNumId w:val="7"/>
+    <w:abstractNumId w:val="8"/>
   </w:num>
   <w:num w:numId="3" w16cid:durableId="268053169">
+    <w:abstractNumId w:val="13"/>
+  </w:num>
+  <w:num w:numId="4" w16cid:durableId="1809933867">
     <w:abstractNumId w:val="12"/>
   </w:num>
-  <w:num w:numId="4" w16cid:durableId="1809933867">
-    <w:abstractNumId w:val="11"/>
-  </w:num>
   <w:num w:numId="5" w16cid:durableId="269288370">
-    <w:abstractNumId w:val="8"/>
+    <w:abstractNumId w:val="9"/>
   </w:num>
   <w:num w:numId="6" w16cid:durableId="513036599">
     <w:abstractNumId w:val="6"/>
@@ -7819,7 +8070,7 @@
     <w:abstractNumId w:val="0"/>
   </w:num>
   <w:num w:numId="8" w16cid:durableId="2013221886">
-    <w:abstractNumId w:val="13"/>
+    <w:abstractNumId w:val="14"/>
   </w:num>
   <w:num w:numId="9" w16cid:durableId="1468475653">
     <w:abstractNumId w:val="1"/>
@@ -7834,10 +8085,13 @@
     <w:abstractNumId w:val="4"/>
   </w:num>
   <w:num w:numId="13" w16cid:durableId="1753159601">
-    <w:abstractNumId w:val="9"/>
+    <w:abstractNumId w:val="10"/>
   </w:num>
   <w:num w:numId="14" w16cid:durableId="1801536081">
     <w:abstractNumId w:val="2"/>
+  </w:num>
+  <w:num w:numId="15" w16cid:durableId="921598741">
+    <w:abstractNumId w:val="7"/>
   </w:num>
 </w:numbering>
 </file>
